--- a/2nd Semester/Notes/Graph Modeling/Class Notes Datewise.docx
+++ b/2nd Semester/Notes/Graph Modeling/Class Notes Datewise.docx
@@ -26,54 +26,70 @@
         </w:rPr>
         <w:tab/>
       </w:r>
-      <w:r>
-        <w:rPr>
-          <w:sz w:val="28"/>
-          <w:szCs w:val="28"/>
+    </w:p>
+    <w:p>
+      <w:pPr>
+        <w:rPr>
+          <w:sz w:val="24"/>
+          <w:szCs w:val="24"/>
+          <w:lang w:val="en-US"/>
+        </w:rPr>
+      </w:pPr>
+      <w:r>
+        <w:rPr>
+          <w:sz w:val="24"/>
+          <w:szCs w:val="24"/>
+          <w:lang w:val="en-US"/>
+        </w:rPr>
+        <w:t>Date 10 Jan 2025</w:t>
+      </w:r>
+      <w:r>
+        <w:rPr>
+          <w:sz w:val="24"/>
+          <w:szCs w:val="24"/>
           <w:lang w:val="en-US"/>
         </w:rPr>
         <w:tab/>
       </w:r>
       <w:r>
         <w:rPr>
-          <w:sz w:val="28"/>
-          <w:szCs w:val="28"/>
+          <w:sz w:val="24"/>
+          <w:szCs w:val="24"/>
           <w:lang w:val="en-US"/>
         </w:rPr>
         <w:tab/>
       </w:r>
       <w:r>
         <w:rPr>
-          <w:sz w:val="28"/>
-          <w:szCs w:val="28"/>
+          <w:sz w:val="24"/>
+          <w:szCs w:val="24"/>
           <w:lang w:val="en-US"/>
         </w:rPr>
         <w:tab/>
       </w:r>
       <w:r>
         <w:rPr>
-          <w:sz w:val="28"/>
-          <w:szCs w:val="28"/>
+          <w:sz w:val="24"/>
+          <w:szCs w:val="24"/>
           <w:lang w:val="en-US"/>
         </w:rPr>
         <w:tab/>
       </w:r>
       <w:r>
         <w:rPr>
-          <w:sz w:val="28"/>
-          <w:szCs w:val="28"/>
+          <w:sz w:val="24"/>
+          <w:szCs w:val="24"/>
           <w:lang w:val="en-US"/>
         </w:rPr>
         <w:tab/>
       </w:r>
       <w:r>
         <w:rPr>
-          <w:sz w:val="28"/>
-          <w:szCs w:val="28"/>
+          <w:sz w:val="24"/>
+          <w:szCs w:val="24"/>
           <w:lang w:val="en-US"/>
         </w:rPr>
         <w:tab/>
-        <w:t>Date 10 Jan 2025</w:t>
       </w:r>
     </w:p>
     <w:p>
@@ -158,23 +174,7 @@
           <w:szCs w:val="24"/>
           <w:lang w:val="en-US"/>
         </w:rPr>
-        <w:t>Reduction Rules …</w:t>
-      </w:r>
-      <w:r>
-        <w:rPr>
-          <w:sz w:val="24"/>
-          <w:szCs w:val="24"/>
-          <w:lang w:val="en-US"/>
-        </w:rPr>
-        <w:t>Merging of Isomorphic nodes</w:t>
-      </w:r>
-      <w:r>
-        <w:rPr>
-          <w:sz w:val="24"/>
-          <w:szCs w:val="24"/>
-          <w:lang w:val="en-US"/>
-        </w:rPr>
-        <w:t>…</w:t>
+        <w:t>Reduction Rules …Merging of Isomorphic nodes…</w:t>
       </w:r>
     </w:p>
     <w:p>
@@ -227,6 +227,690 @@
         </w:rPr>
         <w:t>Effect of variable ordering</w:t>
       </w:r>
+    </w:p>
+    <w:p>
+      <w:pPr>
+        <w:rPr>
+          <w:sz w:val="24"/>
+          <w:szCs w:val="24"/>
+          <w:lang w:val="en-US"/>
+        </w:rPr>
+      </w:pPr>
+    </w:p>
+    <w:p>
+      <w:pPr>
+        <w:rPr>
+          <w:sz w:val="24"/>
+          <w:szCs w:val="24"/>
+          <w:lang w:val="en-US"/>
+        </w:rPr>
+      </w:pPr>
+      <w:r>
+        <w:rPr>
+          <w:sz w:val="24"/>
+          <w:szCs w:val="24"/>
+          <w:lang w:val="en-US"/>
+        </w:rPr>
+        <w:t>Date 15 January 2025</w:t>
+      </w:r>
+    </w:p>
+    <w:p>
+      <w:pPr>
+        <w:rPr>
+          <w:sz w:val="24"/>
+          <w:szCs w:val="24"/>
+          <w:lang w:val="en-US"/>
+        </w:rPr>
+      </w:pPr>
+      <w:r>
+        <w:rPr>
+          <w:sz w:val="24"/>
+          <w:szCs w:val="24"/>
+          <w:lang w:val="en-US"/>
+        </w:rPr>
+        <w:t>Random forest</w:t>
+      </w:r>
+    </w:p>
+    <w:p>
+      <w:pPr>
+        <w:rPr>
+          <w:sz w:val="24"/>
+          <w:szCs w:val="24"/>
+          <w:lang w:val="en-US"/>
+        </w:rPr>
+      </w:pPr>
+      <w:r>
+        <w:rPr>
+          <w:sz w:val="24"/>
+          <w:szCs w:val="24"/>
+          <w:lang w:val="en-US"/>
+        </w:rPr>
+        <w:t>Parallelism</w:t>
+      </w:r>
+    </w:p>
+    <w:p>
+      <w:pPr>
+        <w:rPr>
+          <w:sz w:val="24"/>
+          <w:szCs w:val="24"/>
+          <w:lang w:val="en-US"/>
+        </w:rPr>
+      </w:pPr>
+      <w:r>
+        <w:rPr>
+          <w:sz w:val="24"/>
+          <w:szCs w:val="24"/>
+          <w:lang w:val="en-US"/>
+        </w:rPr>
+        <w:t>OpenMP</w:t>
+      </w:r>
+    </w:p>
+    <w:p>
+      <w:pPr>
+        <w:rPr>
+          <w:sz w:val="24"/>
+          <w:szCs w:val="24"/>
+          <w:lang w:val="en-US"/>
+        </w:rPr>
+      </w:pPr>
+      <w:r>
+        <w:rPr>
+          <w:sz w:val="24"/>
+          <w:szCs w:val="24"/>
+          <w:lang w:val="en-US"/>
+        </w:rPr>
+        <w:t>Random Forest regression</w:t>
+      </w:r>
+    </w:p>
+    <w:p>
+      <w:pPr>
+        <w:rPr>
+          <w:sz w:val="24"/>
+          <w:szCs w:val="24"/>
+          <w:lang w:val="en-US"/>
+        </w:rPr>
+      </w:pPr>
+      <w:r>
+        <w:rPr>
+          <w:sz w:val="24"/>
+          <w:szCs w:val="24"/>
+          <w:lang w:val="en-US"/>
+        </w:rPr>
+        <w:t>Error mse rmse rsquare</w:t>
+      </w:r>
+    </w:p>
+    <w:p>
+      <w:pPr>
+        <w:rPr>
+          <w:sz w:val="24"/>
+          <w:szCs w:val="24"/>
+          <w:lang w:val="en-US"/>
+        </w:rPr>
+      </w:pPr>
+    </w:p>
+    <w:p>
+      <w:pPr>
+        <w:rPr>
+          <w:sz w:val="24"/>
+          <w:szCs w:val="24"/>
+          <w:lang w:val="en-US"/>
+        </w:rPr>
+      </w:pPr>
+      <w:r>
+        <w:rPr>
+          <w:sz w:val="24"/>
+          <w:szCs w:val="24"/>
+          <w:lang w:val="en-US"/>
+        </w:rPr>
+        <w:t>Date 18 January 2025</w:t>
+      </w:r>
+    </w:p>
+    <w:p>
+      <w:pPr>
+        <w:rPr>
+          <w:sz w:val="24"/>
+          <w:szCs w:val="24"/>
+          <w:lang w:val="en-US"/>
+        </w:rPr>
+      </w:pPr>
+      <w:r>
+        <w:rPr>
+          <w:sz w:val="24"/>
+          <w:szCs w:val="24"/>
+          <w:lang w:val="en-US"/>
+        </w:rPr>
+        <w:t>Graph modeling types</w:t>
+      </w:r>
+    </w:p>
+    <w:p>
+      <w:pPr>
+        <w:rPr>
+          <w:sz w:val="24"/>
+          <w:szCs w:val="24"/>
+          <w:lang w:val="en-US"/>
+        </w:rPr>
+      </w:pPr>
+      <w:r>
+        <w:rPr>
+          <w:sz w:val="24"/>
+          <w:szCs w:val="24"/>
+          <w:lang w:val="en-US"/>
+        </w:rPr>
+        <w:t>Probability theory graph thory</w:t>
+      </w:r>
+    </w:p>
+    <w:p>
+      <w:pPr>
+        <w:rPr>
+          <w:sz w:val="24"/>
+          <w:szCs w:val="24"/>
+          <w:lang w:val="en-US"/>
+        </w:rPr>
+      </w:pPr>
+      <w:r>
+        <w:rPr>
+          <w:sz w:val="24"/>
+          <w:szCs w:val="24"/>
+          <w:lang w:val="en-US"/>
+        </w:rPr>
+        <w:t>Fuzzy inference</w:t>
+      </w:r>
+    </w:p>
+    <w:p>
+      <w:pPr>
+        <w:rPr>
+          <w:sz w:val="24"/>
+          <w:szCs w:val="24"/>
+          <w:lang w:val="en-US"/>
+        </w:rPr>
+      </w:pPr>
+    </w:p>
+    <w:p>
+      <w:pPr>
+        <w:rPr>
+          <w:sz w:val="24"/>
+          <w:szCs w:val="24"/>
+          <w:lang w:val="en-US"/>
+        </w:rPr>
+      </w:pPr>
+      <w:r>
+        <w:rPr>
+          <w:sz w:val="24"/>
+          <w:szCs w:val="24"/>
+          <w:lang w:val="en-US"/>
+        </w:rPr>
+        <w:t>Date 22 January 2025</w:t>
+      </w:r>
+    </w:p>
+    <w:p>
+      <w:pPr>
+        <w:rPr>
+          <w:sz w:val="24"/>
+          <w:szCs w:val="24"/>
+          <w:lang w:val="en-US"/>
+        </w:rPr>
+      </w:pPr>
+      <w:r>
+        <w:rPr>
+          <w:sz w:val="24"/>
+          <w:szCs w:val="24"/>
+          <w:lang w:val="en-US"/>
+        </w:rPr>
+        <w:t>Device modeling and architecture</w:t>
+      </w:r>
+    </w:p>
+    <w:p>
+      <w:pPr>
+        <w:rPr>
+          <w:sz w:val="24"/>
+          <w:szCs w:val="24"/>
+          <w:lang w:val="en-US"/>
+        </w:rPr>
+      </w:pPr>
+      <w:r>
+        <w:rPr>
+          <w:sz w:val="24"/>
+          <w:szCs w:val="24"/>
+          <w:lang w:val="en-US"/>
+        </w:rPr>
+        <w:t>Finite State machine diagram FSMD</w:t>
+      </w:r>
+    </w:p>
+    <w:p>
+      <w:pPr>
+        <w:rPr>
+          <w:sz w:val="24"/>
+          <w:szCs w:val="24"/>
+          <w:lang w:val="en-US"/>
+        </w:rPr>
+      </w:pPr>
+      <w:r>
+        <w:rPr>
+          <w:sz w:val="24"/>
+          <w:szCs w:val="24"/>
+          <w:lang w:val="en-US"/>
+        </w:rPr>
+        <w:t>State oriented mealy model</w:t>
+      </w:r>
+    </w:p>
+    <w:p>
+      <w:pPr>
+        <w:rPr>
+          <w:sz w:val="24"/>
+          <w:szCs w:val="24"/>
+          <w:lang w:val="en-US"/>
+        </w:rPr>
+      </w:pPr>
+      <w:r>
+        <w:rPr>
+          <w:sz w:val="24"/>
+          <w:szCs w:val="24"/>
+          <w:lang w:val="en-US"/>
+        </w:rPr>
+        <w:t>CDFG</w:t>
+      </w:r>
+    </w:p>
+    <w:p>
+      <w:pPr>
+        <w:rPr>
+          <w:sz w:val="24"/>
+          <w:szCs w:val="24"/>
+          <w:lang w:val="en-US"/>
+        </w:rPr>
+      </w:pPr>
+      <w:r>
+        <w:rPr>
+          <w:sz w:val="24"/>
+          <w:szCs w:val="24"/>
+          <w:lang w:val="en-US"/>
+        </w:rPr>
+        <w:t>Petri net</w:t>
+      </w:r>
+    </w:p>
+    <w:p>
+      <w:pPr>
+        <w:rPr>
+          <w:sz w:val="24"/>
+          <w:szCs w:val="24"/>
+          <w:lang w:val="en-US"/>
+        </w:rPr>
+      </w:pPr>
+      <w:r>
+        <w:rPr>
+          <w:sz w:val="24"/>
+          <w:szCs w:val="24"/>
+          <w:lang w:val="en-US"/>
+        </w:rPr>
+        <w:lastRenderedPageBreak/>
+        <w:t>Hierarchical concurrent fsm</w:t>
+      </w:r>
+    </w:p>
+    <w:p>
+      <w:pPr>
+        <w:rPr>
+          <w:sz w:val="24"/>
+          <w:szCs w:val="24"/>
+          <w:lang w:val="en-US"/>
+        </w:rPr>
+      </w:pPr>
+      <w:r>
+        <w:rPr>
+          <w:sz w:val="24"/>
+          <w:szCs w:val="24"/>
+          <w:lang w:val="en-US"/>
+        </w:rPr>
+        <w:t>Dfg activity oriented</w:t>
+      </w:r>
+    </w:p>
+    <w:p>
+      <w:pPr>
+        <w:rPr>
+          <w:sz w:val="24"/>
+          <w:szCs w:val="24"/>
+          <w:lang w:val="en-US"/>
+        </w:rPr>
+      </w:pPr>
+      <w:r>
+        <w:rPr>
+          <w:sz w:val="24"/>
+          <w:szCs w:val="24"/>
+          <w:lang w:val="en-US"/>
+        </w:rPr>
+        <w:t>Jackson diagram</w:t>
+      </w:r>
+    </w:p>
+    <w:p>
+      <w:pPr>
+        <w:rPr>
+          <w:sz w:val="24"/>
+          <w:szCs w:val="24"/>
+          <w:lang w:val="en-US"/>
+        </w:rPr>
+      </w:pPr>
+      <w:r>
+        <w:rPr>
+          <w:sz w:val="24"/>
+          <w:szCs w:val="24"/>
+          <w:lang w:val="en-US"/>
+        </w:rPr>
+        <w:t>Heterogenous control flow</w:t>
+      </w:r>
+    </w:p>
+    <w:p>
+      <w:pPr>
+        <w:rPr>
+          <w:sz w:val="24"/>
+          <w:szCs w:val="24"/>
+          <w:lang w:val="en-US"/>
+        </w:rPr>
+      </w:pPr>
+      <w:r>
+        <w:rPr>
+          <w:sz w:val="24"/>
+          <w:szCs w:val="24"/>
+          <w:lang w:val="en-US"/>
+        </w:rPr>
+        <w:t>Structure chart heterogenous</w:t>
+      </w:r>
+    </w:p>
+    <w:p>
+      <w:pPr>
+        <w:rPr>
+          <w:sz w:val="24"/>
+          <w:szCs w:val="24"/>
+          <w:lang w:val="en-US"/>
+        </w:rPr>
+      </w:pPr>
+      <w:r>
+        <w:rPr>
+          <w:sz w:val="24"/>
+          <w:szCs w:val="24"/>
+          <w:lang w:val="en-US"/>
+        </w:rPr>
+        <w:t>Program state machine heterogenous</w:t>
+      </w:r>
+    </w:p>
+    <w:p>
+      <w:pPr>
+        <w:rPr>
+          <w:sz w:val="24"/>
+          <w:szCs w:val="24"/>
+          <w:lang w:val="en-US"/>
+        </w:rPr>
+      </w:pPr>
+      <w:r>
+        <w:rPr>
+          <w:sz w:val="24"/>
+          <w:szCs w:val="24"/>
+          <w:lang w:val="en-US"/>
+        </w:rPr>
+        <w:t>Object oriented model</w:t>
+      </w:r>
+    </w:p>
+    <w:p>
+      <w:pPr>
+        <w:rPr>
+          <w:sz w:val="24"/>
+          <w:szCs w:val="24"/>
+          <w:lang w:val="en-US"/>
+        </w:rPr>
+      </w:pPr>
+    </w:p>
+    <w:p>
+      <w:pPr>
+        <w:rPr>
+          <w:sz w:val="24"/>
+          <w:szCs w:val="24"/>
+          <w:lang w:val="en-US"/>
+        </w:rPr>
+      </w:pPr>
+      <w:r>
+        <w:rPr>
+          <w:sz w:val="24"/>
+          <w:szCs w:val="24"/>
+          <w:lang w:val="en-US"/>
+        </w:rPr>
+        <w:t>Date 25 January 2025</w:t>
+      </w:r>
+    </w:p>
+    <w:p>
+      <w:pPr>
+        <w:rPr>
+          <w:sz w:val="24"/>
+          <w:szCs w:val="24"/>
+          <w:lang w:val="en-US"/>
+        </w:rPr>
+      </w:pPr>
+      <w:r>
+        <w:rPr>
+          <w:sz w:val="24"/>
+          <w:szCs w:val="24"/>
+          <w:lang w:val="en-US"/>
+        </w:rPr>
+        <w:t>Satisfiability problem DAG</w:t>
+      </w:r>
+    </w:p>
+    <w:p>
+      <w:pPr>
+        <w:rPr>
+          <w:sz w:val="24"/>
+          <w:szCs w:val="24"/>
+          <w:lang w:val="en-US"/>
+        </w:rPr>
+      </w:pPr>
+      <w:r>
+        <w:rPr>
+          <w:sz w:val="24"/>
+          <w:szCs w:val="24"/>
+          <w:lang w:val="en-US"/>
+        </w:rPr>
+        <w:t>Dijkstra Algorithm</w:t>
+      </w:r>
+    </w:p>
+    <w:p>
+      <w:pPr>
+        <w:rPr>
+          <w:sz w:val="24"/>
+          <w:szCs w:val="24"/>
+          <w:lang w:val="en-US"/>
+        </w:rPr>
+      </w:pPr>
+      <w:r>
+        <w:rPr>
+          <w:sz w:val="24"/>
+          <w:szCs w:val="24"/>
+          <w:lang w:val="en-US"/>
+        </w:rPr>
+        <w:t>Edges and nodes forward edge back edge connecting edge</w:t>
+      </w:r>
+    </w:p>
+    <w:p>
+      <w:pPr>
+        <w:rPr>
+          <w:sz w:val="24"/>
+          <w:szCs w:val="24"/>
+          <w:lang w:val="en-US"/>
+        </w:rPr>
+      </w:pPr>
+      <w:r>
+        <w:rPr>
+          <w:sz w:val="24"/>
+          <w:szCs w:val="24"/>
+          <w:lang w:val="en-US"/>
+        </w:rPr>
+        <w:t xml:space="preserve">2SAT </w:t>
+      </w:r>
+    </w:p>
+    <w:p>
+      <w:pPr>
+        <w:rPr>
+          <w:sz w:val="24"/>
+          <w:szCs w:val="24"/>
+          <w:lang w:val="en-US"/>
+        </w:rPr>
+      </w:pPr>
+      <w:r>
+        <w:rPr>
+          <w:sz w:val="24"/>
+          <w:szCs w:val="24"/>
+          <w:lang w:val="en-US"/>
+        </w:rPr>
+        <w:t>Blockchain and its properties</w:t>
+      </w:r>
+    </w:p>
+    <w:p>
+      <w:pPr>
+        <w:rPr>
+          <w:sz w:val="24"/>
+          <w:szCs w:val="24"/>
+          <w:lang w:val="en-US"/>
+        </w:rPr>
+      </w:pPr>
+    </w:p>
+    <w:p>
+      <w:pPr>
+        <w:rPr>
+          <w:sz w:val="24"/>
+          <w:szCs w:val="24"/>
+          <w:lang w:val="en-US"/>
+        </w:rPr>
+      </w:pPr>
+      <w:r>
+        <w:rPr>
+          <w:sz w:val="24"/>
+          <w:szCs w:val="24"/>
+          <w:lang w:val="en-US"/>
+        </w:rPr>
+        <w:t>Date 29 January 2025</w:t>
+      </w:r>
+    </w:p>
+    <w:p>
+      <w:pPr>
+        <w:rPr>
+          <w:sz w:val="24"/>
+          <w:szCs w:val="24"/>
+          <w:lang w:val="en-US"/>
+        </w:rPr>
+      </w:pPr>
+      <w:r>
+        <w:rPr>
+          <w:sz w:val="24"/>
+          <w:szCs w:val="24"/>
+          <w:lang w:val="en-US"/>
+        </w:rPr>
+        <w:t>Probabilistic model</w:t>
+      </w:r>
+    </w:p>
+    <w:p>
+      <w:pPr>
+        <w:rPr>
+          <w:sz w:val="24"/>
+          <w:szCs w:val="24"/>
+          <w:lang w:val="en-US"/>
+        </w:rPr>
+      </w:pPr>
+      <w:r>
+        <w:rPr>
+          <w:sz w:val="24"/>
+          <w:szCs w:val="24"/>
+          <w:lang w:val="en-US"/>
+        </w:rPr>
+        <w:t>Complex xomputations</w:t>
+      </w:r>
+    </w:p>
+    <w:p>
+      <w:pPr>
+        <w:rPr>
+          <w:sz w:val="24"/>
+          <w:szCs w:val="24"/>
+          <w:lang w:val="en-US"/>
+        </w:rPr>
+      </w:pPr>
+      <w:r>
+        <w:rPr>
+          <w:sz w:val="24"/>
+          <w:szCs w:val="24"/>
+          <w:lang w:val="en-US"/>
+        </w:rPr>
+        <w:t>Markov model</w:t>
+      </w:r>
+      <w:r>
+        <w:rPr>
+          <w:sz w:val="24"/>
+          <w:szCs w:val="24"/>
+          <w:lang w:val="en-US"/>
+        </w:rPr>
+        <w:t>**</w:t>
+      </w:r>
+    </w:p>
+    <w:p>
+      <w:pPr>
+        <w:rPr>
+          <w:sz w:val="24"/>
+          <w:szCs w:val="24"/>
+          <w:lang w:val="en-US"/>
+        </w:rPr>
+      </w:pPr>
+      <w:r>
+        <w:rPr>
+          <w:sz w:val="24"/>
+          <w:szCs w:val="24"/>
+          <w:lang w:val="en-US"/>
+        </w:rPr>
+        <w:t>Bayesian model</w:t>
+      </w:r>
+    </w:p>
+    <w:p>
+      <w:pPr>
+        <w:rPr>
+          <w:sz w:val="24"/>
+          <w:szCs w:val="24"/>
+          <w:lang w:val="en-US"/>
+        </w:rPr>
+      </w:pPr>
+      <w:r>
+        <w:rPr>
+          <w:sz w:val="24"/>
+          <w:szCs w:val="24"/>
+          <w:lang w:val="en-US"/>
+        </w:rPr>
+        <w:t>Dependency map</w:t>
+      </w:r>
+    </w:p>
+    <w:p>
+      <w:pPr>
+        <w:rPr>
+          <w:sz w:val="24"/>
+          <w:szCs w:val="24"/>
+          <w:lang w:val="en-US"/>
+        </w:rPr>
+      </w:pPr>
+      <w:r>
+        <w:rPr>
+          <w:sz w:val="24"/>
+          <w:szCs w:val="24"/>
+          <w:lang w:val="en-US"/>
+        </w:rPr>
+        <w:t>Independency map</w:t>
+      </w:r>
+    </w:p>
+    <w:p>
+      <w:pPr>
+        <w:rPr>
+          <w:sz w:val="24"/>
+          <w:szCs w:val="24"/>
+          <w:lang w:val="en-US"/>
+        </w:rPr>
+      </w:pPr>
+    </w:p>
+    <w:p>
+      <w:pPr>
+        <w:rPr>
+          <w:sz w:val="24"/>
+          <w:szCs w:val="24"/>
+          <w:lang w:val="en-US"/>
+        </w:rPr>
+      </w:pPr>
     </w:p>
     <w:p>
       <w:pPr>
